--- a/downloads/documents/04 Units/Unit 07 - Capstone - Launch Career Readiness and FACS Shark Tank/Lesson 07.02 - Build Your Resume.docx
+++ b/downloads/documents/04 Units/Unit 07 - Capstone - Launch Career Readiness and FACS Shark Tank/Lesson 07.02 - Build Your Resume.docx
@@ -1194,7 +1194,7 @@
         <w:pStyle w:val="Compact"/>
       </w:pPr>
       <w:r>
-        <w:t xml:space="preserve">ELL: the template is printed with every section heading in English plus the Turkish, Portuguese, and Spanish equivalent under it, from</w:t>
+        <w:t xml:space="preserve">ELL: the template is printed with every section heading in English plus the Spanish equivalent under it, from</w:t>
       </w:r>
       <w:r>
         <w:t xml:space="preserve"> </w:t>
@@ -1241,7 +1241,7 @@
         <w:t xml:space="preserve"> </w:t>
       </w:r>
       <w:r>
-        <w:t xml:space="preserve">appears in all four languages on the template margin. A student may draft in the home language and translate the final bullets with a partner or the ENL teacher; the summary line is written in English with the teacher in the conference. The languages section is where an ELL student’s resume gets strongest, and say so to that student directly.</w:t>
+        <w:t xml:space="preserve">appears in English and Spanish on the template margin. A student may draft in the home language and translate the final bullets with a partner or the ENL teacher; the summary line is written in English with the teacher in the conference. The languages section is where an ELL student’s resume gets strongest, and say so to that student directly.</w:t>
       </w:r>
     </w:p>
     <w:p>
